--- a/docs/plans/2026-public-projection-release-handoff/marketing-ready/PUB-2026 Draft Numbers For Layout.docx
+++ b/docs/plans/2026-public-projection-release-handoff/marketing-ready/PUB-2026 Draft Numbers For Layout.docx
@@ -17,7 +17,7 @@
           <w:color w:val="808080"/>
           <w:sz w:val="16"/>
         </w:rPr>
-        <w:t>Pre-publication marketing draft. Numbers are final/locked from the production run m2026r1 / cfg-20260611-production-lock (commit 12fa6f9, 2026-06-13); this document is DRAFT only because public layout and release are pending, not because the data is provisional. Generated by scripts/exports/build_marketing_docx.py — do not hand-edit; rerun the generator instead.</w:t>
+        <w:t>Pre-publication marketing draft. Numbers are final/locked from the production run m2026r1 / cfg-20260611-production-lock — ADR-068 corrected full-horizon run (2026-06-15 + 2026-06-16 survival-horizon amendment; config sha256(16) a6e0bfbc2d70be85); this document is DRAFT only because public layout and release are pending, not because the data is provisional. Generated by scripts/exports/build_marketing_docx.py — do not hand-edit; rerun the generator instead.</w:t>
       </w:r>
     </w:p>
     <w:p>
@@ -138,7 +138,7 @@
           </w:tcPr>
           <w:p>
             <w:r>
-              <w:t>792,000</w:t>
+              <w:t>805,000</w:t>
             </w:r>
           </w:p>
         </w:tc>
@@ -148,7 +148,7 @@
           </w:tcPr>
           <w:p>
             <w:r>
-              <w:t>-0.9%</w:t>
+              <w:t>+0.7%</w:t>
             </w:r>
           </w:p>
         </w:tc>
@@ -170,7 +170,7 @@
           </w:tcPr>
           <w:p>
             <w:r>
-              <w:t>814,000</w:t>
+              <w:t>826,000</w:t>
             </w:r>
           </w:p>
         </w:tc>
@@ -180,7 +180,7 @@
           </w:tcPr>
           <w:p>
             <w:r>
-              <w:t>+1.9%</w:t>
+              <w:t>+3.3%</w:t>
             </w:r>
           </w:p>
         </w:tc>
@@ -202,7 +202,7 @@
           </w:tcPr>
           <w:p>
             <w:r>
-              <w:t>837,000</w:t>
+              <w:t>848,000</w:t>
             </w:r>
           </w:p>
         </w:tc>
@@ -212,7 +212,7 @@
           </w:tcPr>
           <w:p>
             <w:r>
-              <w:t>+4.7%</w:t>
+              <w:t>+6.1%</w:t>
             </w:r>
           </w:p>
         </w:tc>
@@ -234,7 +234,7 @@
           </w:tcPr>
           <w:p>
             <w:r>
-              <w:t>855,000</w:t>
+              <w:t>867,000</w:t>
             </w:r>
           </w:p>
         </w:tc>
@@ -244,7 +244,7 @@
           </w:tcPr>
           <w:p>
             <w:r>
-              <w:t>+7.0%</w:t>
+              <w:t>+8.4%</w:t>
             </w:r>
           </w:p>
         </w:tc>
@@ -266,7 +266,7 @@
           </w:tcPr>
           <w:p>
             <w:r>
-              <w:t>873,000</w:t>
+              <w:t>883,000</w:t>
             </w:r>
           </w:p>
         </w:tc>
@@ -276,7 +276,7 @@
           </w:tcPr>
           <w:p>
             <w:r>
-              <w:t>+9.2%</w:t>
+              <w:t>+10.5%</w:t>
             </w:r>
           </w:p>
         </w:tc>
@@ -298,7 +298,7 @@
           </w:tcPr>
           <w:p>
             <w:r>
-              <w:t>889,000</w:t>
+              <w:t>899,000</w:t>
             </w:r>
           </w:p>
         </w:tc>
@@ -308,7 +308,7 @@
           </w:tcPr>
           <w:p>
             <w:r>
-              <w:t>+11.2%</w:t>
+              <w:t>+12.5%</w:t>
             </w:r>
           </w:p>
         </w:tc>
@@ -323,7 +323,7 @@
         <w:t>Trough:</w:t>
       </w:r>
       <w:r>
-        <w:t xml:space="preserve"> about 787,000 around 2028 (the intended CBO front-loaded migration ramp), before steady recovery to 2055.</w:t>
+        <w:t xml:space="preserve"> about 797,000 around 2027 (the intended CBO front-loaded migration ramp), before steady recovery to 2055.</w:t>
       </w:r>
     </w:p>
     <w:p>
@@ -427,7 +427,7 @@
           </w:tcPr>
           <w:p>
             <w:r>
-              <w:t>297,000</w:t>
+              <w:t>301,000</w:t>
             </w:r>
           </w:p>
         </w:tc>
@@ -437,7 +437,7 @@
           </w:tcPr>
           <w:p>
             <w:r>
-              <w:t>+25.1%</w:t>
+              <w:t>+26.5%</w:t>
             </w:r>
           </w:p>
         </w:tc>
@@ -469,7 +469,7 @@
           </w:tcPr>
           <w:p>
             <w:r>
-              <w:t>194,000</w:t>
+              <w:t>196,000</w:t>
             </w:r>
           </w:p>
         </w:tc>
@@ -479,7 +479,7 @@
           </w:tcPr>
           <w:p>
             <w:r>
-              <w:t>+13.5%</w:t>
+              <w:t>+14.5%</w:t>
             </w:r>
           </w:p>
         </w:tc>
@@ -511,7 +511,7 @@
           </w:tcPr>
           <w:p>
             <w:r>
-              <w:t>92,000</w:t>
+              <w:t>94,000</w:t>
             </w:r>
           </w:p>
         </w:tc>
@@ -521,7 +521,7 @@
           </w:tcPr>
           <w:p>
             <w:r>
-              <w:t>+56.4%</w:t>
+              <w:t>+58.7%</w:t>
             </w:r>
           </w:p>
         </w:tc>
@@ -553,7 +553,7 @@
           </w:tcPr>
           <w:p>
             <w:r>
-              <w:t>87,000</w:t>
+              <w:t>88,000</w:t>
             </w:r>
           </w:p>
         </w:tc>
@@ -563,7 +563,7 @@
           </w:tcPr>
           <w:p>
             <w:r>
-              <w:t>-10.8%</w:t>
+              <w:t>-9.7%</w:t>
             </w:r>
           </w:p>
         </w:tc>
@@ -595,7 +595,7 @@
           </w:tcPr>
           <w:p>
             <w:r>
-              <w:t>86,000</w:t>
+              <w:t>87,000</w:t>
             </w:r>
           </w:p>
         </w:tc>
@@ -605,7 +605,7 @@
           </w:tcPr>
           <w:p>
             <w:r>
-              <w:t>-8.3%</w:t>
+              <w:t>-7.3%</w:t>
             </w:r>
           </w:p>
         </w:tc>
@@ -647,7 +647,7 @@
           </w:tcPr>
           <w:p>
             <w:r>
-              <w:t>+5.3%</w:t>
+              <w:t>+6.4%</w:t>
             </w:r>
           </w:p>
         </w:tc>
@@ -679,7 +679,7 @@
           </w:tcPr>
           <w:p>
             <w:r>
-              <w:t>48,000</w:t>
+              <w:t>49,000</w:t>
             </w:r>
           </w:p>
         </w:tc>
@@ -689,7 +689,7 @@
           </w:tcPr>
           <w:p>
             <w:r>
-              <w:t>-11.5%</w:t>
+              <w:t>-10.6%</w:t>
             </w:r>
           </w:p>
         </w:tc>
@@ -731,7 +731,7 @@
           </w:tcPr>
           <w:p>
             <w:r>
-              <w:t>-11.5%</w:t>
+              <w:t>-10.4%</w:t>
             </w:r>
           </w:p>
         </w:tc>
@@ -751,7 +751,7 @@
         <w:rPr>
           <w:b/>
         </w:rPr>
-        <w:t>37 of 53 counties</w:t>
+        <w:t>36 of 53 counties</w:t>
       </w:r>
       <w:r>
         <w:t xml:space="preserve"> are projected to decline. Most statewide growth is concentrated in Cass (Fargo), Williams (Williston), and Burleigh (Bismarck).</w:t>
@@ -868,7 +868,7 @@
           </w:tcPr>
           <w:p>
             <w:r>
-              <w:t>+75.9%</w:t>
+              <w:t>+78.6%</w:t>
             </w:r>
           </w:p>
         </w:tc>
@@ -900,7 +900,7 @@
           </w:tcPr>
           <w:p>
             <w:r>
-              <w:t>63,000</w:t>
+              <w:t>64,000</w:t>
             </w:r>
           </w:p>
         </w:tc>
@@ -910,7 +910,7 @@
           </w:tcPr>
           <w:p>
             <w:r>
-              <w:t>+51.5%</w:t>
+              <w:t>+53.8%</w:t>
             </w:r>
           </w:p>
         </w:tc>
@@ -952,7 +952,7 @@
           </w:tcPr>
           <w:p>
             <w:r>
-              <w:t>+49.2%</w:t>
+              <w:t>+50.4%</w:t>
             </w:r>
           </w:p>
         </w:tc>
@@ -984,7 +984,7 @@
           </w:tcPr>
           <w:p>
             <w:r>
-              <w:t>266,000</w:t>
+              <w:t>269,000</w:t>
             </w:r>
           </w:p>
         </w:tc>
@@ -994,7 +994,7 @@
           </w:tcPr>
           <w:p>
             <w:r>
-              <w:t>+31.6%</w:t>
+              <w:t>+33.2%</w:t>
             </w:r>
           </w:p>
         </w:tc>
@@ -1036,7 +1036,7 @@
           </w:tcPr>
           <w:p>
             <w:r>
-              <w:t>+29.4%</w:t>
+              <w:t>+31.1%</w:t>
             </w:r>
           </w:p>
         </w:tc>
@@ -1078,7 +1078,7 @@
           </w:tcPr>
           <w:p>
             <w:r>
-              <w:t>+28.4%</w:t>
+              <w:t>+30.3%</w:t>
             </w:r>
           </w:p>
         </w:tc>
@@ -1196,7 +1196,7 @@
           </w:tcPr>
           <w:p>
             <w:r>
-              <w:t>-36.4%</w:t>
+              <w:t>-35.9%</w:t>
             </w:r>
           </w:p>
         </w:tc>
@@ -1238,7 +1238,7 @@
           </w:tcPr>
           <w:p>
             <w:r>
-              <w:t>-34.8%</w:t>
+              <w:t>-34.5%</w:t>
             </w:r>
           </w:p>
         </w:tc>
@@ -1270,7 +1270,7 @@
           </w:tcPr>
           <w:p>
             <w:r>
-              <w:t>7,000</w:t>
+              <w:t>8,000</w:t>
             </w:r>
           </w:p>
         </w:tc>
@@ -1280,7 +1280,7 @@
           </w:tcPr>
           <w:p>
             <w:r>
-              <w:t>-26.6%</w:t>
+              <w:t>-25.9%</w:t>
             </w:r>
           </w:p>
         </w:tc>
@@ -1322,7 +1322,7 @@
           </w:tcPr>
           <w:p>
             <w:r>
-              <w:t>-23.1%</w:t>
+              <w:t>-22.4%</w:t>
             </w:r>
           </w:p>
         </w:tc>
@@ -1364,7 +1364,7 @@
           </w:tcPr>
           <w:p>
             <w:r>
-              <w:t>-20.5%</w:t>
+              <w:t>-19.8%</w:t>
             </w:r>
           </w:p>
         </w:tc>
@@ -1406,7 +1406,7 @@
           </w:tcPr>
           <w:p>
             <w:r>
-              <w:t>-20.4%</w:t>
+              <w:t>-19.4%</w:t>
             </w:r>
           </w:p>
         </w:tc>
